--- a/tools/mini_tender.docx
+++ b/tools/mini_tender.docx
@@ -7,7 +7,7 @@
         <w:pStyle w:val="Title"/>
       </w:pPr>
       <w:r>
-        <w:t>某灌区节水改造工程投标文件（缩配E2E标书）</w:t>
+        <w:t>某灌区节水改造工程投标文件（缩配E2E标书v3）</w:t>
       </w:r>
     </w:p>
     <w:p>
@@ -90,6 +90,34 @@
     <w:p>
       <w:r>
         <w:t>付款方式为按月计量支付至已完成产值的百分之八十，完工验收后支付至百分之九十五，余款在缺陷责任期满且无质量问题后一次性无息支付。</w:t>
+      </w:r>
+    </w:p>
+    <w:p>
+      <w:pPr>
+        <w:pStyle w:val="Heading1"/>
+      </w:pPr>
+      <w:r>
+        <w:t>第五章 评标办法</w:t>
+      </w:r>
+    </w:p>
+    <w:p>
+      <w:r>
+        <w:t>本工程采用综合评分法，总分100分，其中价格分30分、技术分60分、商务分10分。</w:t>
+      </w:r>
+    </w:p>
+    <w:p>
+      <w:r>
+        <w:t>技术标评分细则：施工组织设计方案完整性10分；主要施工方案与技术措施15分，其中衬砌工艺、土工膜焊接、闸门安装各5分；质量保证体系与措施10分；安全文明施工专项方案10分；施工进度计划与工期保障措施8分；拟投入机械设备与试验检测仪器7分。</w:t>
+      </w:r>
+    </w:p>
+    <w:p>
+      <w:r>
+        <w:t>商务标评分：类似项目业绩每项2分最多6分；项目经理具有水利水电专业一级建造师注册证书得4分。</w:t>
+      </w:r>
+    </w:p>
+    <w:p>
+      <w:r>
+        <w:t>凡投标文件未按规定格式编制、字体行距不符合本章要求、或出现投标人身份识别信息的，作无效标处理。</w:t>
       </w:r>
     </w:p>
     <w:sectPr>
